--- a/Week_8/task1/couchdb_crud_docker_guide.docx
+++ b/Week_8/task1/couchdb_crud_docker_guide.docx
@@ -19,18 +19,37 @@
       </w:r>
     </w:p>
     <w:p>
+      <w:pPr>
+        <w:spacing w:after="0"/>
+      </w:pPr>
+      <w:r>
+        <w:t xml:space="preserve">-- </w:t>
+      </w:r>
       <w:r>
         <w:t>Create a new project folder and open terminal inside it.</w:t>
       </w:r>
     </w:p>
     <w:p>
+      <w:pPr>
+        <w:spacing w:after="0"/>
+      </w:pPr>
       <w:r>
-        <w:t>Initialize Node project: npm init -y</w:t>
+        <w:t>-- Then create new directory /app</w:t>
+      </w:r>
+      <w:r>
+        <w:t xml:space="preserve"> under your main project folder</w:t>
       </w:r>
     </w:p>
     <w:p>
+      <w:pPr>
+        <w:spacing w:after="0"/>
+      </w:pPr>
       <w:r>
-        <w:t>Install required packages: npm install nano express</w:t>
+        <w:tab/>
+        <w:t>mkdir app</w:t>
+      </w:r>
+      <w:r>
+        <w:t xml:space="preserve"> or manually create /app folder</w:t>
       </w:r>
     </w:p>
     <w:p>
@@ -38,24 +57,111 @@
         <w:pStyle w:val="Heading2"/>
       </w:pPr>
       <w:r>
-        <w:t>2. Create Files</w:t>
+        <w:t>2</w:t>
+      </w:r>
+      <w:r>
+        <w:t xml:space="preserve">. </w:t>
+      </w:r>
+      <w:r>
+        <w:t xml:space="preserve">Install node and nano under /app </w:t>
+      </w:r>
+      <w:r>
+        <w:t>(based</w:t>
+      </w:r>
+      <w:r>
+        <w:t xml:space="preserve"> on docker-compose.yml volume)</w:t>
       </w:r>
     </w:p>
     <w:p>
+      <w:pPr>
+        <w:spacing w:after="0"/>
+      </w:pPr>
       <w:r>
-        <w:t>D</w:t>
+        <w:tab/>
+        <w:t>cd app</w:t>
+      </w:r>
+    </w:p>
+    <w:p>
+      <w:pPr>
+        <w:spacing w:after="0"/>
+      </w:pPr>
+      <w:r>
+        <w:tab/>
       </w:r>
       <w:r>
-        <w:t xml:space="preserve">ownload </w:t>
+        <w:t>npm init -y</w:t>
+      </w:r>
+    </w:p>
+    <w:p>
+      <w:pPr>
+        <w:spacing w:after="0"/>
+        <w:ind w:firstLine="720"/>
+      </w:pPr>
+      <w:r>
+        <w:t>npm install nano express</w:t>
+      </w:r>
+    </w:p>
+    <w:p>
+      <w:pPr>
+        <w:keepNext/>
+        <w:keepLines/>
+        <w:spacing w:before="200" w:after="0"/>
+        <w:outlineLvl w:val="1"/>
+        <w:rPr>
+          <w:rFonts w:asciiTheme="majorHAnsi" w:eastAsiaTheme="majorEastAsia" w:hAnsiTheme="majorHAnsi" w:cstheme="majorBidi"/>
+          <w:b/>
+          <w:bCs/>
+          <w:color w:val="4F81BD" w:themeColor="accent1"/>
+          <w:sz w:val="26"/>
+          <w:szCs w:val="26"/>
+        </w:rPr>
+      </w:pPr>
+      <w:r>
+        <w:rPr>
+          <w:rFonts w:asciiTheme="majorHAnsi" w:eastAsiaTheme="majorEastAsia" w:hAnsiTheme="majorHAnsi" w:cstheme="majorBidi"/>
+          <w:b/>
+          <w:bCs/>
+          <w:color w:val="4F81BD" w:themeColor="accent1"/>
+          <w:sz w:val="26"/>
+          <w:szCs w:val="26"/>
+        </w:rPr>
+        <w:t>3</w:t>
       </w:r>
       <w:r>
-        <w:t>app.js and docker-compose.yml</w:t>
+        <w:rPr>
+          <w:rFonts w:asciiTheme="majorHAnsi" w:eastAsiaTheme="majorEastAsia" w:hAnsiTheme="majorHAnsi" w:cstheme="majorBidi"/>
+          <w:b/>
+          <w:bCs/>
+          <w:color w:val="4F81BD" w:themeColor="accent1"/>
+          <w:sz w:val="26"/>
+          <w:szCs w:val="26"/>
+        </w:rPr>
+        <w:t xml:space="preserve">. </w:t>
       </w:r>
       <w:r>
-        <w:t xml:space="preserve"> </w:t>
+        <w:rPr>
+          <w:rFonts w:asciiTheme="majorHAnsi" w:eastAsiaTheme="majorEastAsia" w:hAnsiTheme="majorHAnsi" w:cstheme="majorBidi"/>
+          <w:b/>
+          <w:bCs/>
+          <w:color w:val="4F81BD" w:themeColor="accent1"/>
+          <w:sz w:val="26"/>
+          <w:szCs w:val="26"/>
+        </w:rPr>
+        <w:t xml:space="preserve">Create files </w:t>
+      </w:r>
+    </w:p>
+    <w:p>
+      <w:pPr>
+        <w:spacing w:after="0"/>
+      </w:pPr>
+      <w:r>
+        <w:t xml:space="preserve"> -- Download</w:t>
       </w:r>
       <w:r>
-        <w:t>from the Git repository and place them inside your project folder.</w:t>
+        <w:t xml:space="preserve"> git/app/app.js</w:t>
+      </w:r>
+      <w:r>
+        <w:t xml:space="preserve"> and paste into your /app</w:t>
       </w:r>
     </w:p>
     <w:p>
@@ -63,15 +169,83 @@
         <w:pStyle w:val="Heading2"/>
       </w:pPr>
       <w:r>
-        <w:t>3</w:t>
+        <w:t>4</w:t>
+      </w:r>
+      <w:r>
+        <w:t xml:space="preserve">. </w:t>
+      </w:r>
+      <w:r>
+        <w:t>Docker</w:t>
+      </w:r>
+      <w:r>
+        <w:t xml:space="preserve"> Files</w:t>
+      </w:r>
+      <w:r>
+        <w:t xml:space="preserve"> (based on </w:t>
+      </w:r>
+      <w:r>
+        <w:t>docker-compose.yml</w:t>
+      </w:r>
+      <w:r>
+        <w:t xml:space="preserve"> volume)</w:t>
+      </w:r>
+    </w:p>
+    <w:p>
+      <w:pPr>
+        <w:spacing w:after="0"/>
+      </w:pPr>
+      <w:r>
+        <w:t xml:space="preserve">-- </w:t>
+      </w:r>
+      <w:r>
+        <w:t xml:space="preserve">download </w:t>
+      </w:r>
+      <w:r>
+        <w:t xml:space="preserve">docker-compose.yml from the Git repository and place </w:t>
+      </w:r>
+      <w:r>
+        <w:t>it</w:t>
+      </w:r>
+      <w:r>
+        <w:t xml:space="preserve"> inside your </w:t>
+      </w:r>
+      <w:r>
+        <w:t xml:space="preserve">main </w:t>
+      </w:r>
+      <w:r>
+        <w:t>project folder</w:t>
+      </w:r>
+      <w:r>
+        <w:t xml:space="preserve"> (outside app)</w:t>
+      </w:r>
+    </w:p>
+    <w:p>
+      <w:pPr>
+        <w:pStyle w:val="Heading2"/>
+      </w:pPr>
+      <w:r>
+        <w:t>5</w:t>
       </w:r>
       <w:r>
         <w:t>. Start the System</w:t>
       </w:r>
     </w:p>
     <w:p>
+      <w:pPr>
+        <w:spacing w:after="0"/>
+        <w:ind w:firstLine="720"/>
+      </w:pPr>
       <w:r>
-        <w:t>Run: docker compose up</w:t>
+        <w:t>cd ..</w:t>
+      </w:r>
+    </w:p>
+    <w:p>
+      <w:pPr>
+        <w:spacing w:after="0"/>
+        <w:ind w:firstLine="720"/>
+      </w:pPr>
+      <w:r>
+        <w:t>docker compose up</w:t>
       </w:r>
       <w:r>
         <w:t xml:space="preserve"> -d</w:t>
@@ -86,8 +260,14 @@
       </w:r>
     </w:p>
     <w:p>
+      <w:pPr>
+        <w:spacing w:after="0"/>
+      </w:pPr>
       <w:r>
         <w:t>Create user:</w:t>
+      </w:r>
+      <w:r>
+        <w:t xml:space="preserve"> </w:t>
       </w:r>
       <w:r>
         <w:br/>
@@ -98,11 +278,17 @@
       </w:r>
     </w:p>
     <w:p>
+      <w:pPr>
+        <w:spacing w:after="0"/>
+      </w:pPr>
       <w:r>
         <w:t>Read users: Invoke-RestMethod http://localhost:3002/users</w:t>
       </w:r>
     </w:p>
     <w:p>
+      <w:pPr>
+        <w:spacing w:after="0"/>
+      </w:pPr>
       <w:r>
         <w:t>Update user:</w:t>
       </w:r>
@@ -115,6 +301,9 @@
       </w:r>
     </w:p>
     <w:p>
+      <w:pPr>
+        <w:spacing w:after="0"/>
+      </w:pPr>
       <w:r>
         <w:t>Delete user: Invoke-RestMethod -Method DELETE http://localhost:3002/users/1</w:t>
       </w:r>
@@ -128,6 +317,9 @@
       </w:r>
     </w:p>
     <w:p>
+      <w:pPr>
+        <w:spacing w:after="0"/>
+      </w:pPr>
       <w:r>
         <w:t>POST http://localhost:3002/users</w:t>
       </w:r>
@@ -149,6 +341,9 @@
       </w:r>
       <w:r>
         <w:br/>
+      </w:r>
+      <w:r>
+        <w:lastRenderedPageBreak/>
         <w:t>}</w:t>
       </w:r>
       <w:r>
@@ -156,11 +351,17 @@
       </w:r>
     </w:p>
     <w:p>
+      <w:pPr>
+        <w:spacing w:after="0"/>
+      </w:pPr>
       <w:r>
         <w:t>GET http://localhost:3002/users</w:t>
       </w:r>
     </w:p>
     <w:p>
+      <w:pPr>
+        <w:spacing w:after="0"/>
+      </w:pPr>
       <w:r>
         <w:t>PUT http://localhost:3002/users/1</w:t>
       </w:r>
@@ -170,9 +371,6 @@
       </w:r>
       <w:r>
         <w:br/>
-      </w:r>
-      <w:r>
-        <w:lastRenderedPageBreak/>
         <w:t>{</w:t>
       </w:r>
       <w:r>
@@ -188,6 +386,9 @@
       </w:r>
     </w:p>
     <w:p>
+      <w:pPr>
+        <w:spacing w:after="0"/>
+      </w:pPr>
       <w:r>
         <w:t>DELETE http://localhost:3002/users/1</w:t>
       </w:r>
@@ -794,7 +995,7 @@
   <w:style w:type="paragraph" w:default="1" w:styleId="Normal">
     <w:name w:val="Normal"/>
     <w:qFormat/>
-    <w:rsid w:val="00FC693F"/>
+    <w:rsid w:val="00233581"/>
   </w:style>
   <w:style w:type="paragraph" w:styleId="Heading1">
     <w:name w:val="heading 1"/>
